--- a/anglais/speakingexamschedule.docx
+++ b/anglais/speakingexamschedule.docx
@@ -485,34 +485,14 @@
                 <w:szCs w:val="24"/>
               </w:rPr>
             </w:pPr>
-            <w:proofErr w:type="spellStart"/>
-            <w:r>
-              <w:rPr>
-                <w:rFonts w:ascii="Times New Roman" w:hAnsi="Times New Roman" w:cs="Times New Roman"/>
-                <w:sz w:val="24"/>
-                <w:szCs w:val="24"/>
-              </w:rPr>
-              <w:t>Abutolib</w:t>
-            </w:r>
-            <w:proofErr w:type="spellEnd"/>
-            <w:r>
-              <w:rPr>
-                <w:rFonts w:ascii="Times New Roman" w:hAnsi="Times New Roman" w:cs="Times New Roman"/>
-                <w:sz w:val="24"/>
-                <w:szCs w:val="24"/>
-              </w:rPr>
-              <w:t xml:space="preserve"> </w:t>
-            </w:r>
-            <w:proofErr w:type="spellStart"/>
-            <w:r>
-              <w:rPr>
-                <w:rFonts w:ascii="Times New Roman" w:hAnsi="Times New Roman" w:cs="Times New Roman"/>
-                <w:sz w:val="24"/>
-                <w:szCs w:val="24"/>
-              </w:rPr>
-              <w:t>nicolas</w:t>
-            </w:r>
-            <w:proofErr w:type="spellEnd"/>
+            <w:r>
+              <w:rPr>
+                <w:rFonts w:ascii="Times New Roman" w:hAnsi="Times New Roman" w:cs="Times New Roman"/>
+                <w:sz w:val="24"/>
+                <w:szCs w:val="24"/>
+              </w:rPr>
+              <w:t>Abutolib nicolas</w:t>
+            </w:r>
           </w:p>
         </w:tc>
         <w:tc>
@@ -601,25 +581,7 @@
                 <w:sz w:val="24"/>
                 <w:szCs w:val="24"/>
               </w:rPr>
-              <w:t xml:space="preserve">Marie-Soleil, </w:t>
-            </w:r>
-            <w:proofErr w:type="spellStart"/>
-            <w:r>
-              <w:rPr>
-                <w:rFonts w:ascii="Times New Roman" w:hAnsi="Times New Roman" w:cs="Times New Roman"/>
-                <w:sz w:val="24"/>
-                <w:szCs w:val="24"/>
-              </w:rPr>
-              <w:t>Laurelie</w:t>
-            </w:r>
-            <w:proofErr w:type="spellEnd"/>
-            <w:r>
-              <w:rPr>
-                <w:rFonts w:ascii="Times New Roman" w:hAnsi="Times New Roman" w:cs="Times New Roman"/>
-                <w:sz w:val="24"/>
-                <w:szCs w:val="24"/>
-              </w:rPr>
-              <w:t>, Ferial</w:t>
+              <w:t>Marie-Soleil, Laurelie, Ferial</w:t>
             </w:r>
           </w:p>
         </w:tc>
@@ -665,23 +627,13 @@
                 <w:szCs w:val="24"/>
               </w:rPr>
             </w:pPr>
-            <w:proofErr w:type="spellStart"/>
-            <w:r>
-              <w:rPr>
-                <w:rFonts w:ascii="Times New Roman" w:hAnsi="Times New Roman" w:cs="Times New Roman"/>
-                <w:sz w:val="24"/>
-                <w:szCs w:val="24"/>
-              </w:rPr>
-              <w:t>Samy</w:t>
-            </w:r>
-            <w:proofErr w:type="spellEnd"/>
-            <w:r>
-              <w:rPr>
-                <w:rFonts w:ascii="Times New Roman" w:hAnsi="Times New Roman" w:cs="Times New Roman"/>
-                <w:sz w:val="24"/>
-                <w:szCs w:val="24"/>
-              </w:rPr>
-              <w:t>, Quincy</w:t>
+            <w:r>
+              <w:rPr>
+                <w:rFonts w:ascii="Times New Roman" w:hAnsi="Times New Roman" w:cs="Times New Roman"/>
+                <w:sz w:val="24"/>
+                <w:szCs w:val="24"/>
+              </w:rPr>
+              <w:t>Samy, Quincy</w:t>
             </w:r>
           </w:p>
         </w:tc>
@@ -727,18 +679,8 @@
                 <w:sz w:val="24"/>
                 <w:szCs w:val="24"/>
               </w:rPr>
-              <w:t xml:space="preserve">Samuel, </w:t>
-            </w:r>
-            <w:proofErr w:type="spellStart"/>
-            <w:r>
-              <w:rPr>
-                <w:rFonts w:ascii="Times New Roman" w:hAnsi="Times New Roman" w:cs="Times New Roman"/>
-                <w:sz w:val="24"/>
-                <w:szCs w:val="24"/>
-              </w:rPr>
-              <w:t>joanie</w:t>
-            </w:r>
-            <w:proofErr w:type="spellEnd"/>
+              <w:t>Samuel, joanie</w:t>
+            </w:r>
           </w:p>
         </w:tc>
         <w:tc>
@@ -781,8 +723,45 @@
                 <w:rFonts w:ascii="Times New Roman" w:hAnsi="Times New Roman" w:cs="Times New Roman"/>
                 <w:sz w:val="24"/>
                 <w:szCs w:val="24"/>
-              </w:rPr>
-            </w:pPr>
+                <w:lang w:val="fr-CA"/>
+              </w:rPr>
+            </w:pPr>
+            <w:r>
+              <w:rPr>
+                <w:rFonts w:ascii="Times New Roman" w:hAnsi="Times New Roman" w:cs="Times New Roman"/>
+                <w:sz w:val="24"/>
+                <w:szCs w:val="24"/>
+                <w:lang w:val="fr-CA"/>
+              </w:rPr>
+              <w:t>Nathan V</w:t>
+            </w:r>
+            <w:r>
+              <w:rPr>
+                <w:rFonts w:ascii="Times New Roman" w:hAnsi="Times New Roman" w:cs="Times New Roman"/>
+                <w:sz w:val="24"/>
+                <w:szCs w:val="24"/>
+                <w:lang w:val="fr-CA"/>
+              </w:rPr>
+              <w:t>.</w:t>
+            </w:r>
+            <w:r>
+              <w:rPr>
+                <w:rFonts w:ascii="Times New Roman" w:hAnsi="Times New Roman" w:cs="Times New Roman"/>
+                <w:sz w:val="24"/>
+                <w:szCs w:val="24"/>
+                <w:lang w:val="fr-CA"/>
+              </w:rPr>
+              <w:t>, Léo Lygrisse, Ma</w:t>
+            </w:r>
+            <w:r>
+              <w:rPr>
+                <w:rFonts w:ascii="Times New Roman" w:hAnsi="Times New Roman" w:cs="Times New Roman"/>
+                <w:sz w:val="24"/>
+                <w:szCs w:val="24"/>
+                <w:lang w:val="fr-CA"/>
+              </w:rPr>
+              <w:t xml:space="preserve">ria Fernanda </w:t>
+            </w:r>
           </w:p>
         </w:tc>
       </w:tr>
@@ -831,7 +810,6 @@
               </w:rPr>
               <w:t xml:space="preserve">Audrey Pelletier, </w:t>
             </w:r>
-            <w:proofErr w:type="spellStart"/>
             <w:r>
               <w:rPr>
                 <w:rFonts w:ascii="Times New Roman" w:hAnsi="Times New Roman" w:cs="Times New Roman"/>
@@ -839,49 +817,8 @@
                 <w:szCs w:val="24"/>
                 <w:lang w:val="fr-CA"/>
               </w:rPr>
-              <w:t>A</w:t>
-            </w:r>
-            <w:r>
-              <w:rPr>
-                <w:rFonts w:ascii="Times New Roman" w:hAnsi="Times New Roman" w:cs="Times New Roman"/>
-                <w:sz w:val="24"/>
-                <w:szCs w:val="24"/>
-                <w:lang w:val="fr-CA"/>
-              </w:rPr>
-              <w:t>ustyn</w:t>
-            </w:r>
-            <w:proofErr w:type="spellEnd"/>
-            <w:r>
-              <w:rPr>
-                <w:rFonts w:ascii="Times New Roman" w:hAnsi="Times New Roman" w:cs="Times New Roman"/>
-                <w:sz w:val="24"/>
-                <w:szCs w:val="24"/>
-                <w:lang w:val="fr-CA"/>
-              </w:rPr>
-              <w:t xml:space="preserve"> </w:t>
-            </w:r>
-            <w:proofErr w:type="spellStart"/>
-            <w:proofErr w:type="gramStart"/>
-            <w:r>
-              <w:rPr>
-                <w:rFonts w:ascii="Times New Roman" w:hAnsi="Times New Roman" w:cs="Times New Roman"/>
-                <w:sz w:val="24"/>
-                <w:szCs w:val="24"/>
-                <w:lang w:val="fr-CA"/>
-              </w:rPr>
-              <w:t>h.</w:t>
-            </w:r>
-            <w:r>
-              <w:rPr>
-                <w:rFonts w:ascii="Times New Roman" w:hAnsi="Times New Roman" w:cs="Times New Roman"/>
-                <w:sz w:val="24"/>
-                <w:szCs w:val="24"/>
-                <w:lang w:val="fr-CA"/>
-              </w:rPr>
-              <w:t>Valencia</w:t>
-            </w:r>
-            <w:proofErr w:type="spellEnd"/>
-            <w:proofErr w:type="gramEnd"/>
+              <w:t>Fabricio CB</w:t>
+            </w:r>
           </w:p>
         </w:tc>
         <w:tc>
@@ -926,6 +863,14 @@
                 <w:szCs w:val="24"/>
               </w:rPr>
             </w:pPr>
+            <w:r>
+              <w:rPr>
+                <w:rFonts w:ascii="Times New Roman" w:hAnsi="Times New Roman" w:cs="Times New Roman"/>
+                <w:sz w:val="24"/>
+                <w:szCs w:val="24"/>
+              </w:rPr>
+              <w:t>Cassandra Bisson-lyar</w:t>
+            </w:r>
           </w:p>
         </w:tc>
       </w:tr>
@@ -964,23 +909,13 @@
                 <w:szCs w:val="24"/>
               </w:rPr>
             </w:pPr>
-            <w:proofErr w:type="spellStart"/>
-            <w:r>
-              <w:rPr>
-                <w:rFonts w:ascii="Times New Roman" w:hAnsi="Times New Roman" w:cs="Times New Roman"/>
-                <w:sz w:val="24"/>
-                <w:szCs w:val="24"/>
-              </w:rPr>
-              <w:t>Lokeshwar</w:t>
-            </w:r>
-            <w:proofErr w:type="spellEnd"/>
-            <w:r>
-              <w:rPr>
-                <w:rFonts w:ascii="Times New Roman" w:hAnsi="Times New Roman" w:cs="Times New Roman"/>
-                <w:sz w:val="24"/>
-                <w:szCs w:val="24"/>
-              </w:rPr>
-              <w:t>, Artur, Gabriel</w:t>
+            <w:r>
+              <w:rPr>
+                <w:rFonts w:ascii="Times New Roman" w:hAnsi="Times New Roman" w:cs="Times New Roman"/>
+                <w:sz w:val="24"/>
+                <w:szCs w:val="24"/>
+              </w:rPr>
+              <w:t>Lokeshwar, Artur, Gabriel</w:t>
             </w:r>
           </w:p>
         </w:tc>
@@ -1070,36 +1005,8 @@
                 <w:sz w:val="24"/>
                 <w:szCs w:val="24"/>
               </w:rPr>
-              <w:t xml:space="preserve">William, </w:t>
-            </w:r>
-            <w:proofErr w:type="spellStart"/>
-            <w:r>
-              <w:rPr>
-                <w:rFonts w:ascii="Times New Roman" w:hAnsi="Times New Roman" w:cs="Times New Roman"/>
-                <w:sz w:val="24"/>
-                <w:szCs w:val="24"/>
-              </w:rPr>
-              <w:t>Béné</w:t>
-            </w:r>
-            <w:proofErr w:type="spellEnd"/>
-            <w:r>
-              <w:rPr>
-                <w:rFonts w:ascii="Times New Roman" w:hAnsi="Times New Roman" w:cs="Times New Roman"/>
-                <w:sz w:val="24"/>
-                <w:szCs w:val="24"/>
-              </w:rPr>
-              <w:t xml:space="preserve">, </w:t>
-            </w:r>
-            <w:proofErr w:type="spellStart"/>
-            <w:r>
-              <w:rPr>
-                <w:rFonts w:ascii="Times New Roman" w:hAnsi="Times New Roman" w:cs="Times New Roman"/>
-                <w:sz w:val="24"/>
-                <w:szCs w:val="24"/>
-              </w:rPr>
-              <w:t>Imrane</w:t>
-            </w:r>
-            <w:proofErr w:type="spellEnd"/>
+              <w:t>William, Béné, Imrane</w:t>
+            </w:r>
           </w:p>
         </w:tc>
         <w:tc>
@@ -1262,36 +1169,8 @@
                 <w:sz w:val="24"/>
                 <w:szCs w:val="24"/>
               </w:rPr>
-              <w:t xml:space="preserve">Christopher, </w:t>
-            </w:r>
-            <w:proofErr w:type="spellStart"/>
-            <w:r>
-              <w:rPr>
-                <w:rFonts w:ascii="Times New Roman" w:hAnsi="Times New Roman" w:cs="Times New Roman"/>
-                <w:sz w:val="24"/>
-                <w:szCs w:val="24"/>
-              </w:rPr>
-              <w:t>Raimana</w:t>
-            </w:r>
-            <w:proofErr w:type="spellEnd"/>
-            <w:r>
-              <w:rPr>
-                <w:rFonts w:ascii="Times New Roman" w:hAnsi="Times New Roman" w:cs="Times New Roman"/>
-                <w:sz w:val="24"/>
-                <w:szCs w:val="24"/>
-              </w:rPr>
-              <w:t xml:space="preserve"> and </w:t>
-            </w:r>
-            <w:proofErr w:type="spellStart"/>
-            <w:r>
-              <w:rPr>
-                <w:rFonts w:ascii="Times New Roman" w:hAnsi="Times New Roman" w:cs="Times New Roman"/>
-                <w:sz w:val="24"/>
-                <w:szCs w:val="24"/>
-              </w:rPr>
-              <w:t>Dorina</w:t>
-            </w:r>
-            <w:proofErr w:type="spellEnd"/>
+              <w:t>Christopher, Raimana and Dorina</w:t>
+            </w:r>
           </w:p>
         </w:tc>
         <w:tc>
